--- a/Testing/iMicroSeq_Tester-Call-Out_v1.2.docx
+++ b/Testing/iMicroSeq_Tester-Call-Out_v1.2.docx
@@ -872,7 +872,7 @@
               <w:rPr>
                 <w:sz w:val="19"/>
               </w:rPr>
-              <w:t>Complete a feedback form on the specification; optional 45 minute debrief.</w:t>
+              <w:t>Complete the online feedback form on the specification; optional 45 minute debrief.</w:t>
             </w:r>
           </w:p>
         </w:tc>
@@ -954,7 +954,7 @@
         <w:spacing w:after="60"/>
       </w:pPr>
       <w:r>
-        <w:t>Acknowledgement by name and organisation in the release notes, if you want it.</w:t>
+        <w:t>Acknowledgement of your organisation in the release notes, if you want it.</w:t>
       </w:r>
     </w:p>
     <w:p>
@@ -983,7 +983,7 @@
         <w:rPr>
           <w:b/>
         </w:rPr>
-        <w:t>We ask for your feedback on the specification: the completed feedback form, the field-level workbook, your notes on missing or unusable fields and terms, and your impressions.</w:t>
+        <w:t>We ask for your feedback on the specification: the completed online feedback form, covering missing or unusable fields and terms and your impressions. A more detailed field-level workbook is there if you want to go further.</w:t>
       </w:r>
     </w:p>
     <w:p>
@@ -1037,7 +1037,7 @@
       </w:r>
       <w:proofErr w:type="spellEnd"/>
       <w:r>
-        <w:t xml:space="preserve"> data specification team. We will then share the testing package: instructions, worked example scenarios, answer keys, a blank template with a full field guide, and the feedback forms.</w:t>
+        <w:t xml:space="preserve"> data specification team. We will then share the testing package: instructions, worked example scenarios, answer keys, a blank template with a full field guide, and a link to the online feedback form.</w:t>
       </w:r>
     </w:p>
     <w:p>
